--- a/docs/terms/MODELO - Annex I - Immediate Commencement and Withdrawal (blank fields).docx
+++ b/docs/terms/MODELO - Annex I - Immediate Commencement and Withdrawal (blank fields).docx
@@ -826,7 +826,7 @@
           <w:sz w:val="22"/>
           <w:lang w:val="en-GB"/>
         </w:rPr>
-        <w:t>To:  ALTTAVIA RELOCATION, Unipessoal Lda., Av. Elias Garcia, 123-A, 1050-098 Lisbon, Portugal — [EMAIL OF THE SECOND PARTY]</w:t>
+        <w:t>To:  ALTTAVIA RELOCATION, Unipessoal Lda., Av. António Augusto Aguiar, 24, 1st floor right, Office 3, 1050-016 Lisbon, Portugal — [EMAIL OF THE SECOND PARTY]</w:t>
       </w:r>
     </w:p>
     <w:p>
